--- a/Claude/Projects/Firewall Policies/firewall-policy-review.docx
+++ b/Claude/Projects/Firewall Policies/firewall-policy-review.docx
@@ -143,12 +143,6 @@
         <w:gridCol w:w="2340"/>
       </w:tblGrid>
       <w:tr>
-        <w:tblPrEx>
-          <w:tblCellMar>
-            <w:top w:w="0" w:type="dxa"/>
-            <w:bottom w:w="0" w:type="dxa"/>
-          </w:tblCellMar>
-        </w:tblPrEx>
         <w:tc>
           <w:tcPr>
             <w:tcW w:w="2340" w:type="dxa"/>
@@ -544,12 +538,6 @@
         <w:gridCol w:w="1460"/>
       </w:tblGrid>
       <w:tr>
-        <w:tblPrEx>
-          <w:tblCellMar>
-            <w:top w:w="0" w:type="dxa"/>
-            <w:bottom w:w="0" w:type="dxa"/>
-          </w:tblCellMar>
-        </w:tblPrEx>
         <w:trPr>
           <w:tblHeader/>
         </w:trPr>
@@ -694,12 +682,6 @@
         </w:tc>
       </w:tr>
       <w:tr>
-        <w:tblPrEx>
-          <w:tblCellMar>
-            <w:top w:w="0" w:type="dxa"/>
-            <w:bottom w:w="0" w:type="dxa"/>
-          </w:tblCellMar>
-        </w:tblPrEx>
         <w:tc>
           <w:tcPr>
             <w:tcW w:w="1560" w:type="dxa"/>
@@ -850,12 +832,6 @@
         </w:tc>
       </w:tr>
       <w:tr>
-        <w:tblPrEx>
-          <w:tblCellMar>
-            <w:top w:w="0" w:type="dxa"/>
-            <w:bottom w:w="0" w:type="dxa"/>
-          </w:tblCellMar>
-        </w:tblPrEx>
         <w:tc>
           <w:tcPr>
             <w:tcW w:w="1560" w:type="dxa"/>
@@ -1119,12 +1095,6 @@
         <w:gridCol w:w="2564"/>
       </w:tblGrid>
       <w:tr>
-        <w:tblPrEx>
-          <w:tblCellMar>
-            <w:top w:w="0" w:type="dxa"/>
-            <w:bottom w:w="0" w:type="dxa"/>
-          </w:tblCellMar>
-        </w:tblPrEx>
         <w:trPr>
           <w:tblHeader/>
         </w:trPr>
@@ -1239,12 +1209,6 @@
         </w:tc>
       </w:tr>
       <w:tr>
-        <w:tblPrEx>
-          <w:tblCellMar>
-            <w:top w:w="0" w:type="dxa"/>
-            <w:bottom w:w="0" w:type="dxa"/>
-          </w:tblCellMar>
-        </w:tblPrEx>
         <w:tc>
           <w:tcPr>
             <w:tcW w:w="1560" w:type="dxa"/>
@@ -1383,12 +1347,6 @@
         </w:tc>
       </w:tr>
       <w:tr>
-        <w:tblPrEx>
-          <w:tblCellMar>
-            <w:top w:w="0" w:type="dxa"/>
-            <w:bottom w:w="0" w:type="dxa"/>
-          </w:tblCellMar>
-        </w:tblPrEx>
         <w:tc>
           <w:tcPr>
             <w:tcW w:w="1560" w:type="dxa"/>
@@ -1738,12 +1696,6 @@
         <w:gridCol w:w="2680"/>
       </w:tblGrid>
       <w:tr>
-        <w:tblPrEx>
-          <w:tblCellMar>
-            <w:top w:w="0" w:type="dxa"/>
-            <w:bottom w:w="0" w:type="dxa"/>
-          </w:tblCellMar>
-        </w:tblPrEx>
         <w:trPr>
           <w:tblHeader/>
         </w:trPr>
@@ -1869,12 +1821,6 @@
         </w:tc>
       </w:tr>
       <w:tr>
-        <w:tblPrEx>
-          <w:tblCellMar>
-            <w:top w:w="0" w:type="dxa"/>
-            <w:bottom w:w="0" w:type="dxa"/>
-          </w:tblCellMar>
-        </w:tblPrEx>
         <w:tc>
           <w:tcPr>
             <w:tcW w:w="2000" w:type="dxa"/>
@@ -2011,12 +1957,6 @@
         </w:tc>
       </w:tr>
       <w:tr>
-        <w:tblPrEx>
-          <w:tblCellMar>
-            <w:top w:w="0" w:type="dxa"/>
-            <w:bottom w:w="0" w:type="dxa"/>
-          </w:tblCellMar>
-        </w:tblPrEx>
         <w:tc>
           <w:tcPr>
             <w:tcW w:w="2000" w:type="dxa"/>
@@ -2254,12 +2194,6 @@
         <w:gridCol w:w="3680"/>
       </w:tblGrid>
       <w:tr>
-        <w:tblPrEx>
-          <w:tblCellMar>
-            <w:top w:w="0" w:type="dxa"/>
-            <w:bottom w:w="0" w:type="dxa"/>
-          </w:tblCellMar>
-        </w:tblPrEx>
         <w:trPr>
           <w:tblHeader/>
         </w:trPr>
@@ -2355,12 +2289,6 @@
         </w:tc>
       </w:tr>
       <w:tr>
-        <w:tblPrEx>
-          <w:tblCellMar>
-            <w:top w:w="0" w:type="dxa"/>
-            <w:bottom w:w="0" w:type="dxa"/>
-          </w:tblCellMar>
-        </w:tblPrEx>
         <w:tc>
           <w:tcPr>
             <w:tcW w:w="2000" w:type="dxa"/>
@@ -2447,12 +2375,6 @@
         </w:tc>
       </w:tr>
       <w:tr>
-        <w:tblPrEx>
-          <w:tblCellMar>
-            <w:top w:w="0" w:type="dxa"/>
-            <w:bottom w:w="0" w:type="dxa"/>
-          </w:tblCellMar>
-        </w:tblPrEx>
         <w:tc>
           <w:tcPr>
             <w:tcW w:w="2000" w:type="dxa"/>
@@ -2579,12 +2501,6 @@
         </w:tc>
       </w:tr>
       <w:tr>
-        <w:tblPrEx>
-          <w:tblCellMar>
-            <w:top w:w="0" w:type="dxa"/>
-            <w:bottom w:w="0" w:type="dxa"/>
-          </w:tblCellMar>
-        </w:tblPrEx>
         <w:tc>
           <w:tcPr>
             <w:tcW w:w="2000" w:type="dxa"/>
@@ -3077,12 +2993,6 @@
         <w:gridCol w:w="2260"/>
       </w:tblGrid>
       <w:tr>
-        <w:tblPrEx>
-          <w:tblCellMar>
-            <w:top w:w="0" w:type="dxa"/>
-            <w:bottom w:w="0" w:type="dxa"/>
-          </w:tblCellMar>
-        </w:tblPrEx>
         <w:trPr>
           <w:tblHeader/>
         </w:trPr>
@@ -3238,12 +3148,6 @@
         </w:tc>
       </w:tr>
       <w:tr>
-        <w:tblPrEx>
-          <w:tblCellMar>
-            <w:top w:w="0" w:type="dxa"/>
-            <w:bottom w:w="0" w:type="dxa"/>
-          </w:tblCellMar>
-        </w:tblPrEx>
         <w:tc>
           <w:tcPr>
             <w:tcW w:w="900" w:type="dxa"/>
@@ -3406,12 +3310,6 @@
         </w:tc>
       </w:tr>
       <w:tr>
-        <w:tblPrEx>
-          <w:tblCellMar>
-            <w:top w:w="0" w:type="dxa"/>
-            <w:bottom w:w="0" w:type="dxa"/>
-          </w:tblCellMar>
-        </w:tblPrEx>
         <w:tc>
           <w:tcPr>
             <w:tcW w:w="900" w:type="dxa"/>
@@ -3564,12 +3462,6 @@
         </w:tc>
       </w:tr>
       <w:tr>
-        <w:tblPrEx>
-          <w:tblCellMar>
-            <w:top w:w="0" w:type="dxa"/>
-            <w:bottom w:w="0" w:type="dxa"/>
-          </w:tblCellMar>
-        </w:tblPrEx>
         <w:tc>
           <w:tcPr>
             <w:tcW w:w="900" w:type="dxa"/>
@@ -3734,12 +3626,6 @@
         </w:tc>
       </w:tr>
       <w:tr>
-        <w:tblPrEx>
-          <w:tblCellMar>
-            <w:top w:w="0" w:type="dxa"/>
-            <w:bottom w:w="0" w:type="dxa"/>
-          </w:tblCellMar>
-        </w:tblPrEx>
         <w:tc>
           <w:tcPr>
             <w:tcW w:w="900" w:type="dxa"/>
@@ -3904,12 +3790,6 @@
         </w:tc>
       </w:tr>
       <w:tr>
-        <w:tblPrEx>
-          <w:tblCellMar>
-            <w:top w:w="0" w:type="dxa"/>
-            <w:bottom w:w="0" w:type="dxa"/>
-          </w:tblCellMar>
-        </w:tblPrEx>
         <w:tc>
           <w:tcPr>
             <w:tcW w:w="900" w:type="dxa"/>
@@ -4175,12 +4055,6 @@
         <w:gridCol w:w="5933"/>
       </w:tblGrid>
       <w:tr>
-        <w:tblPrEx>
-          <w:tblCellMar>
-            <w:top w:w="0" w:type="dxa"/>
-            <w:bottom w:w="0" w:type="dxa"/>
-          </w:tblCellMar>
-        </w:tblPrEx>
         <w:trPr>
           <w:tblHeader/>
         </w:trPr>
@@ -4276,12 +4150,6 @@
         </w:tc>
       </w:tr>
       <w:tr>
-        <w:tblPrEx>
-          <w:tblCellMar>
-            <w:top w:w="0" w:type="dxa"/>
-            <w:bottom w:w="0" w:type="dxa"/>
-          </w:tblCellMar>
-        </w:tblPrEx>
         <w:tc>
           <w:tcPr>
             <w:tcW w:w="800" w:type="dxa"/>
@@ -4368,12 +4236,6 @@
         </w:tc>
       </w:tr>
       <w:tr>
-        <w:tblPrEx>
-          <w:tblCellMar>
-            <w:top w:w="0" w:type="dxa"/>
-            <w:bottom w:w="0" w:type="dxa"/>
-          </w:tblCellMar>
-        </w:tblPrEx>
         <w:tc>
           <w:tcPr>
             <w:tcW w:w="800" w:type="dxa"/>
@@ -4470,12 +4332,6 @@
         </w:tc>
       </w:tr>
       <w:tr>
-        <w:tblPrEx>
-          <w:tblCellMar>
-            <w:top w:w="0" w:type="dxa"/>
-            <w:bottom w:w="0" w:type="dxa"/>
-          </w:tblCellMar>
-        </w:tblPrEx>
         <w:tc>
           <w:tcPr>
             <w:tcW w:w="800" w:type="dxa"/>
@@ -4572,12 +4428,6 @@
         </w:tc>
       </w:tr>
       <w:tr>
-        <w:tblPrEx>
-          <w:tblCellMar>
-            <w:top w:w="0" w:type="dxa"/>
-            <w:bottom w:w="0" w:type="dxa"/>
-          </w:tblCellMar>
-        </w:tblPrEx>
         <w:tc>
           <w:tcPr>
             <w:tcW w:w="800" w:type="dxa"/>
@@ -4694,12 +4544,6 @@
         </w:tc>
       </w:tr>
       <w:tr>
-        <w:tblPrEx>
-          <w:tblCellMar>
-            <w:top w:w="0" w:type="dxa"/>
-            <w:bottom w:w="0" w:type="dxa"/>
-          </w:tblCellMar>
-        </w:tblPrEx>
         <w:tc>
           <w:tcPr>
             <w:tcW w:w="800" w:type="dxa"/>
@@ -4919,12 +4763,6 @@
         <w:gridCol w:w="2640"/>
       </w:tblGrid>
       <w:tr>
-        <w:tblPrEx>
-          <w:tblCellMar>
-            <w:top w:w="0" w:type="dxa"/>
-            <w:bottom w:w="0" w:type="dxa"/>
-          </w:tblCellMar>
-        </w:tblPrEx>
         <w:trPr>
           <w:tblHeader/>
         </w:trPr>
@@ -5092,12 +4930,6 @@
         </w:tc>
       </w:tr>
       <w:tr>
-        <w:tblPrEx>
-          <w:tblCellMar>
-            <w:top w:w="0" w:type="dxa"/>
-            <w:bottom w:w="0" w:type="dxa"/>
-          </w:tblCellMar>
-        </w:tblPrEx>
         <w:tc>
           <w:tcPr>
             <w:tcW w:w="900" w:type="dxa"/>
@@ -5242,12 +5074,6 @@
         </w:tc>
       </w:tr>
       <w:tr>
-        <w:tblPrEx>
-          <w:tblCellMar>
-            <w:top w:w="0" w:type="dxa"/>
-            <w:bottom w:w="0" w:type="dxa"/>
-          </w:tblCellMar>
-        </w:tblPrEx>
         <w:tc>
           <w:tcPr>
             <w:tcW w:w="900" w:type="dxa"/>
@@ -5408,12 +5234,6 @@
         </w:tc>
       </w:tr>
       <w:tr>
-        <w:tblPrEx>
-          <w:tblCellMar>
-            <w:top w:w="0" w:type="dxa"/>
-            <w:bottom w:w="0" w:type="dxa"/>
-          </w:tblCellMar>
-        </w:tblPrEx>
         <w:tc>
           <w:tcPr>
             <w:tcW w:w="900" w:type="dxa"/>
@@ -5567,12 +5387,6 @@
         </w:tc>
       </w:tr>
       <w:tr>
-        <w:tblPrEx>
-          <w:tblCellMar>
-            <w:top w:w="0" w:type="dxa"/>
-            <w:bottom w:w="0" w:type="dxa"/>
-          </w:tblCellMar>
-        </w:tblPrEx>
         <w:tc>
           <w:tcPr>
             <w:tcW w:w="900" w:type="dxa"/>
@@ -6109,12 +5923,6 @@
         <w:gridCol w:w="1919"/>
       </w:tblGrid>
       <w:tr>
-        <w:tblPrEx>
-          <w:tblCellMar>
-            <w:top w:w="0" w:type="dxa"/>
-            <w:bottom w:w="0" w:type="dxa"/>
-          </w:tblCellMar>
-        </w:tblPrEx>
         <w:trPr>
           <w:tblHeader/>
         </w:trPr>
@@ -6270,12 +6078,6 @@
         </w:tc>
       </w:tr>
       <w:tr>
-        <w:tblPrEx>
-          <w:tblCellMar>
-            <w:top w:w="0" w:type="dxa"/>
-            <w:bottom w:w="0" w:type="dxa"/>
-          </w:tblCellMar>
-        </w:tblPrEx>
         <w:tc>
           <w:tcPr>
             <w:tcW w:w="700" w:type="dxa"/>
@@ -6427,12 +6229,6 @@
         </w:tc>
       </w:tr>
       <w:tr>
-        <w:tblPrEx>
-          <w:tblCellMar>
-            <w:top w:w="0" w:type="dxa"/>
-            <w:bottom w:w="0" w:type="dxa"/>
-          </w:tblCellMar>
-        </w:tblPrEx>
         <w:tc>
           <w:tcPr>
             <w:tcW w:w="700" w:type="dxa"/>
@@ -6594,12 +6390,6 @@
         </w:tc>
       </w:tr>
       <w:tr>
-        <w:tblPrEx>
-          <w:tblCellMar>
-            <w:top w:w="0" w:type="dxa"/>
-            <w:bottom w:w="0" w:type="dxa"/>
-          </w:tblCellMar>
-        </w:tblPrEx>
         <w:tc>
           <w:tcPr>
             <w:tcW w:w="700" w:type="dxa"/>
@@ -6769,12 +6559,6 @@
         </w:tc>
       </w:tr>
       <w:tr>
-        <w:tblPrEx>
-          <w:tblCellMar>
-            <w:top w:w="0" w:type="dxa"/>
-            <w:bottom w:w="0" w:type="dxa"/>
-          </w:tblCellMar>
-        </w:tblPrEx>
         <w:tc>
           <w:tcPr>
             <w:tcW w:w="700" w:type="dxa"/>
@@ -6954,12 +6738,6 @@
         </w:tc>
       </w:tr>
       <w:tr>
-        <w:tblPrEx>
-          <w:tblCellMar>
-            <w:top w:w="0" w:type="dxa"/>
-            <w:bottom w:w="0" w:type="dxa"/>
-          </w:tblCellMar>
-        </w:tblPrEx>
         <w:tc>
           <w:tcPr>
             <w:tcW w:w="700" w:type="dxa"/>
@@ -7129,12 +6907,6 @@
         </w:tc>
       </w:tr>
       <w:tr>
-        <w:tblPrEx>
-          <w:tblCellMar>
-            <w:top w:w="0" w:type="dxa"/>
-            <w:bottom w:w="0" w:type="dxa"/>
-          </w:tblCellMar>
-        </w:tblPrEx>
         <w:tc>
           <w:tcPr>
             <w:tcW w:w="700" w:type="dxa"/>
@@ -7284,12 +7056,6 @@
         </w:tc>
       </w:tr>
       <w:tr>
-        <w:tblPrEx>
-          <w:tblCellMar>
-            <w:top w:w="0" w:type="dxa"/>
-            <w:bottom w:w="0" w:type="dxa"/>
-          </w:tblCellMar>
-        </w:tblPrEx>
         <w:tc>
           <w:tcPr>
             <w:tcW w:w="700" w:type="dxa"/>
@@ -7459,12 +7225,6 @@
         </w:tc>
       </w:tr>
       <w:tr>
-        <w:tblPrEx>
-          <w:tblCellMar>
-            <w:top w:w="0" w:type="dxa"/>
-            <w:bottom w:w="0" w:type="dxa"/>
-          </w:tblCellMar>
-        </w:tblPrEx>
         <w:tc>
           <w:tcPr>
             <w:tcW w:w="700" w:type="dxa"/>
@@ -7634,12 +7394,6 @@
         </w:tc>
       </w:tr>
       <w:tr>
-        <w:tblPrEx>
-          <w:tblCellMar>
-            <w:top w:w="0" w:type="dxa"/>
-            <w:bottom w:w="0" w:type="dxa"/>
-          </w:tblCellMar>
-        </w:tblPrEx>
         <w:tc>
           <w:tcPr>
             <w:tcW w:w="700" w:type="dxa"/>
@@ -7813,12 +7567,6 @@
         </w:tc>
       </w:tr>
       <w:tr>
-        <w:tblPrEx>
-          <w:tblCellMar>
-            <w:top w:w="0" w:type="dxa"/>
-            <w:bottom w:w="0" w:type="dxa"/>
-          </w:tblCellMar>
-        </w:tblPrEx>
         <w:tc>
           <w:tcPr>
             <w:tcW w:w="700" w:type="dxa"/>
@@ -7968,12 +7716,6 @@
         </w:tc>
       </w:tr>
       <w:tr>
-        <w:tblPrEx>
-          <w:tblCellMar>
-            <w:top w:w="0" w:type="dxa"/>
-            <w:bottom w:w="0" w:type="dxa"/>
-          </w:tblCellMar>
-        </w:tblPrEx>
         <w:tc>
           <w:tcPr>
             <w:tcW w:w="700" w:type="dxa"/>
@@ -8159,12 +7901,6 @@
         </w:tc>
       </w:tr>
       <w:tr>
-        <w:tblPrEx>
-          <w:tblCellMar>
-            <w:top w:w="0" w:type="dxa"/>
-            <w:bottom w:w="0" w:type="dxa"/>
-          </w:tblCellMar>
-        </w:tblPrEx>
         <w:tc>
           <w:tcPr>
             <w:tcW w:w="700" w:type="dxa"/>
@@ -8332,12 +8068,6 @@
         </w:tc>
       </w:tr>
       <w:tr>
-        <w:tblPrEx>
-          <w:tblCellMar>
-            <w:top w:w="0" w:type="dxa"/>
-            <w:bottom w:w="0" w:type="dxa"/>
-          </w:tblCellMar>
-        </w:tblPrEx>
         <w:tc>
           <w:tcPr>
             <w:tcW w:w="700" w:type="dxa"/>
@@ -8487,12 +8217,6 @@
         </w:tc>
       </w:tr>
       <w:tr>
-        <w:tblPrEx>
-          <w:tblCellMar>
-            <w:top w:w="0" w:type="dxa"/>
-            <w:bottom w:w="0" w:type="dxa"/>
-          </w:tblCellMar>
-        </w:tblPrEx>
         <w:tc>
           <w:tcPr>
             <w:tcW w:w="700" w:type="dxa"/>
@@ -8642,12 +8366,6 @@
         </w:tc>
       </w:tr>
       <w:tr>
-        <w:tblPrEx>
-          <w:tblCellMar>
-            <w:top w:w="0" w:type="dxa"/>
-            <w:bottom w:w="0" w:type="dxa"/>
-          </w:tblCellMar>
-        </w:tblPrEx>
         <w:tc>
           <w:tcPr>
             <w:tcW w:w="700" w:type="dxa"/>
@@ -8797,12 +8515,6 @@
         </w:tc>
       </w:tr>
       <w:tr>
-        <w:tblPrEx>
-          <w:tblCellMar>
-            <w:top w:w="0" w:type="dxa"/>
-            <w:bottom w:w="0" w:type="dxa"/>
-          </w:tblCellMar>
-        </w:tblPrEx>
         <w:tc>
           <w:tcPr>
             <w:tcW w:w="700" w:type="dxa"/>
@@ -8954,12 +8666,6 @@
         </w:tc>
       </w:tr>
       <w:tr>
-        <w:tblPrEx>
-          <w:tblCellMar>
-            <w:top w:w="0" w:type="dxa"/>
-            <w:bottom w:w="0" w:type="dxa"/>
-          </w:tblCellMar>
-        </w:tblPrEx>
         <w:tc>
           <w:tcPr>
             <w:tcW w:w="700" w:type="dxa"/>
@@ -9128,12 +8834,6 @@
         </w:tc>
       </w:tr>
       <w:tr>
-        <w:tblPrEx>
-          <w:tblCellMar>
-            <w:top w:w="0" w:type="dxa"/>
-            <w:bottom w:w="0" w:type="dxa"/>
-          </w:tblCellMar>
-        </w:tblPrEx>
         <w:tc>
           <w:tcPr>
             <w:tcW w:w="700" w:type="dxa"/>
@@ -9283,12 +8983,6 @@
         </w:tc>
       </w:tr>
       <w:tr>
-        <w:tblPrEx>
-          <w:tblCellMar>
-            <w:top w:w="0" w:type="dxa"/>
-            <w:bottom w:w="0" w:type="dxa"/>
-          </w:tblCellMar>
-        </w:tblPrEx>
         <w:tc>
           <w:tcPr>
             <w:tcW w:w="700" w:type="dxa"/>
@@ -9458,12 +9152,6 @@
         </w:tc>
       </w:tr>
       <w:tr>
-        <w:tblPrEx>
-          <w:tblCellMar>
-            <w:top w:w="0" w:type="dxa"/>
-            <w:bottom w:w="0" w:type="dxa"/>
-          </w:tblCellMar>
-        </w:tblPrEx>
         <w:tc>
           <w:tcPr>
             <w:tcW w:w="700" w:type="dxa"/>
@@ -9677,12 +9365,6 @@
         </w:tc>
       </w:tr>
       <w:tr>
-        <w:tblPrEx>
-          <w:tblCellMar>
-            <w:top w:w="0" w:type="dxa"/>
-            <w:bottom w:w="0" w:type="dxa"/>
-          </w:tblCellMar>
-        </w:tblPrEx>
         <w:tc>
           <w:tcPr>
             <w:tcW w:w="700" w:type="dxa"/>
@@ -9844,12 +9526,6 @@
         </w:tc>
       </w:tr>
       <w:tr>
-        <w:tblPrEx>
-          <w:tblCellMar>
-            <w:top w:w="0" w:type="dxa"/>
-            <w:bottom w:w="0" w:type="dxa"/>
-          </w:tblCellMar>
-        </w:tblPrEx>
         <w:tc>
           <w:tcPr>
             <w:tcW w:w="700" w:type="dxa"/>
